--- a/docs/忆联_产品需求说明书_V1.8.docx
+++ b/docs/忆联_产品需求说明书_V1.8.docx
@@ -1961,7 +1961,63 @@
         <w:pStyle w:val="ListNumber"/>
       </w:pPr>
       <w:r>
-        <w:t>系统自动为该成员与家族内每一位现有成员建立关系记录（状态为待确认），并为双方各生成一条站内消息；</w:t>
+        <w:t>系统按"双方家族圈子"自动建立关系记录（状态为待确认），并为双方各生成一条站内消息：</w:t>
+      </w:r>
+    </w:p>
+    <w:p>
+      <w:pPr>
+        <w:pStyle w:val="ListBullet"/>
+      </w:pPr>
+      <w:r>
+        <w:t>新人与</w:t>
+      </w:r>
+      <w:r>
+        <w:rPr>
+          <w:b/>
+        </w:rPr>
+        <w:t>对方圈子</w:t>
+      </w:r>
+      <w:r>
+        <w:t>里的每位家人建立待确认关系；</w:t>
+      </w:r>
+    </w:p>
+    <w:p>
+      <w:pPr>
+        <w:pStyle w:val="ListBullet"/>
+      </w:pPr>
+      <w:r>
+        <w:rPr>
+          <w:b/>
+        </w:rPr>
+        <w:t>对方的家人</w:t>
+      </w:r>
+      <w:r>
+        <w:t>与</w:t>
+      </w:r>
+      <w:r>
+        <w:rPr>
+          <w:b/>
+        </w:rPr>
+        <w:t>新人的家人</w:t>
+      </w:r>
+      <w:r>
+        <w:t>之间也互相建立待确认关系（家族是一张网，不是孤岛）；</w:t>
+      </w:r>
+    </w:p>
+    <w:p>
+      <w:pPr>
+        <w:pStyle w:val="ListBullet"/>
+      </w:pPr>
+      <w:r>
+        <w:t>圈子 = 自己 + 所在家族的全部成员 + 已确认关系的联系人；</w:t>
+      </w:r>
+    </w:p>
+    <w:p>
+      <w:pPr>
+        <w:pStyle w:val="ListBullet"/>
+      </w:pPr>
+      <w:r>
+        <w:t>例：张力把女儿张耘嘉介绍进来时，张力自己家族里的张耘嫣等家人同样会收到确认消息；</w:t>
       </w:r>
     </w:p>
     <w:p>
@@ -2027,6 +2083,14 @@
       </w:pPr>
       <w:r>
         <w:t>解除关系后双方档案中互不显示，且允许重新搜索并发起；</w:t>
+      </w:r>
+    </w:p>
+    <w:p>
+      <w:pPr>
+        <w:pStyle w:val="ListNumber"/>
+      </w:pPr>
+      <w:r>
+        <w:t>我方确认后，系统保证双方处于同一个家族（必要时自动补一条成员关系），避免"确认了却仍看不到对方"；</w:t>
       </w:r>
     </w:p>
     <w:p>

--- a/docs/忆联_产品需求说明书_V1.8.docx
+++ b/docs/忆联_产品需求说明书_V1.8.docx
@@ -28,7 +28,7 @@
     </w:p>
     <w:p>
       <w:r>
-        <w:t>关联文档：《忆联（MemoryLink）方向调整说明 V1.1》《忆联（MemoryLink）市场可行性报告 V1.4》《忆联（MemoryLink）技术架构设计书 V1.5》</w:t>
+        <w:t>关联文档：《忆联（MemoryLink）方向调整说明 V1.1》《忆联（MemoryLink）市场可行性报告 V1.4》《忆联（MemoryLink）技术架构设计书 V1.6》</w:t>
       </w:r>
     </w:p>
     <w:p>

--- a/docs/忆联_产品需求说明书_V1.8.docx
+++ b/docs/忆联_产品需求说明书_V1.8.docx
@@ -1961,24 +1961,21 @@
         <w:pStyle w:val="ListNumber"/>
       </w:pPr>
       <w:r>
-        <w:t>系统按"双方家族圈子"自动建立关系记录（状态为待确认），并为双方各生成一条站内消息：</w:t>
+        <w:t>系统按"整个家族网络"自动建立关系记录（状态为待确认），并为双方各生成一条站内消息：</w:t>
       </w:r>
     </w:p>
     <w:p>
       <w:pPr>
         <w:pStyle w:val="ListBullet"/>
       </w:pPr>
-      <w:r>
-        <w:t>新人与</w:t>
-      </w:r>
       <w:r>
         <w:rPr>
           <w:b/>
         </w:rPr>
-        <w:t>对方圈子</w:t>
+        <w:t>一个人进入网络时，网络里的所有人都应收到确认消息</w:t>
       </w:r>
       <w:r>
-        <w:t>里的每位家人建立待确认关系；</w:t>
+        <w:t>，不只是直接相关的那几个人；</w:t>
       </w:r>
     </w:p>
     <w:p>
@@ -1986,22 +1983,7 @@
         <w:pStyle w:val="ListBullet"/>
       </w:pPr>
       <w:r>
-        <w:rPr>
-          <w:b/>
-        </w:rPr>
-        <w:t>对方的家人</w:t>
-      </w:r>
-      <w:r>
-        <w:t>与</w:t>
-      </w:r>
-      <w:r>
-        <w:rPr>
-          <w:b/>
-        </w:rPr>
-        <w:t>新人的家人</w:t>
-      </w:r>
-      <w:r>
-        <w:t>之间也互相建立待确认关系（家族是一张网，不是孤岛）；</w:t>
+        <w:t>网络 = 从当事人出发，沿"同一家族成员 + 已确认关系"做广度优先遍历得到的整个连通图；</w:t>
       </w:r>
     </w:p>
     <w:p>
@@ -2009,7 +1991,7 @@
         <w:pStyle w:val="ListBullet"/>
       </w:pPr>
       <w:r>
-        <w:t>圈子 = 自己 + 所在家族的全部成员 + 已确认关系的联系人；</w:t>
+        <w:t>建立两类关系：①新人与对方网络里的每位家人；②对方（邀请人/发起人）与新人网络里的每位家人；</w:t>
       </w:r>
     </w:p>
     <w:p>
@@ -2017,7 +1999,15 @@
         <w:pStyle w:val="ListBullet"/>
       </w:pPr>
       <w:r>
-        <w:t>例：张力把女儿张耘嘉介绍进来时，张力自己家族里的张耘嫣等家人同样会收到确认消息；</w:t>
+        <w:t>例：张耘嘉进入张力的家族网络时，直接家人张力、二跳的张耘嫣（张力的女儿）、三跳的袁蓉（张耘嫣的母亲）都会收到"请确认对方是你的谁"；</w:t>
+      </w:r>
+    </w:p>
+    <w:p>
+      <w:pPr>
+        <w:pStyle w:val="ListBullet"/>
+      </w:pPr>
+      <w:r>
+        <w:t>规模保护：单次入族涉及的网络超过 200 人时，退化为只通知直接家人，避免一次操作产生海量消息；</w:t>
       </w:r>
     </w:p>
     <w:p>

--- a/docs/忆联_产品需求说明书_V1.8.docx
+++ b/docs/忆联_产品需求说明书_V1.8.docx
@@ -2109,6 +2109,40 @@
         <w:pStyle w:val="ListBullet"/>
       </w:pPr>
       <w:r>
+        <w:t>提供"显示家人的家人"开关（默认关闭）：把"我已确认的家人所确认的家人"以</w:t>
+      </w:r>
+      <w:r>
+        <w:rPr>
+          <w:b/>
+        </w:rPr>
+        <w:t>虚线节点</w:t>
+      </w:r>
+      <w:r>
+        <w:t>展示，并标注关系路径（如"张耘嫣的母亲"），用于顺藤摸瓜扩大网络；</w:t>
+      </w:r>
+    </w:p>
+    <w:p>
+      <w:pPr>
+        <w:pStyle w:val="ListBullet"/>
+      </w:pPr>
+      <w:r>
+        <w:t>二级节点只展示姓名与关系路径，</w:t>
+      </w:r>
+      <w:r>
+        <w:rPr>
+          <w:b/>
+        </w:rPr>
+        <w:t>不展示出生年月/籍贯，也不能打开档案</w:t>
+      </w:r>
+      <w:r>
+        <w:t>；点开只有"发起建立联系"（已发起则显示"等待对方同意"），对方同意后才真正建立关系；</w:t>
+      </w:r>
+    </w:p>
+    <w:p>
+      <w:pPr>
+        <w:pStyle w:val="ListBullet"/>
+      </w:pPr>
+      <w:r>
         <w:t>节点支持悬停（Web）/点击（移动端）查看详情：姓名、出生年月（不含日）、籍贯、性别、"对方是我的 X / 我是对方的 Y"、确认状态；</w:t>
       </w:r>
     </w:p>
